--- a/klagomål/A 38335-2023 FSC-klagomål.docx
+++ b/klagomål/A 38335-2023 FSC-klagomål.docx
@@ -1396,7 +1396,7 @@
     <w:r>
       <w:tab/>
       <w:tab/>
-      <w:t>2026-09-14</w:t>
+      <w:t>2026-09-15</w:t>
       <w:br/>
       <w:br/>
     </w:r>

--- a/klagomål/A 38335-2023 FSC-klagomål.docx
+++ b/klagomål/A 38335-2023 FSC-klagomål.docx
@@ -178,7 +178,7 @@
       <w:r>
         <w:drawing>
           <wp:inline xmlns:a="http://schemas.openxmlformats.org/drawingml/2006/main" xmlns:pic="http://schemas.openxmlformats.org/drawingml/2006/picture">
-            <wp:extent cx="5486400" cy="5439266"/>
+            <wp:extent cx="5486400" cy="5558044"/>
             <wp:docPr id="1" name="Picture 1"/>
             <wp:cNvGraphicFramePr>
               <a:graphicFrameLocks noChangeAspect="1"/>
@@ -199,7 +199,7 @@
                   <pic:spPr>
                     <a:xfrm>
                       <a:off x="0" y="0"/>
-                      <a:ext cx="5486400" cy="5439266"/>
+                      <a:ext cx="5486400" cy="5558044"/>
                     </a:xfrm>
                     <a:prstGeom prst="rect"/>
                   </pic:spPr>
@@ -221,7 +221,7 @@
     </w:p>
     <w:p>
       <w:r>
-        <w:t>I och inom 5 meter från avverkningsanmälan finns fynd av 10 naturvårdsarter, varav 7 är rödlistade, 5 är fridlysta, 8 är typiska (T) och 1 är signalart (S): garnlav (VU, T), gränsticka (VU, T), lavskrika (NT, T, §4), rosenticka (NT, T), talltita (NT, §4), tretåig hackspett (NT, T, §4), ullticka (NT, T), trådticka (S, T), tallbit (T, §4) och orre (§4). Se Figur 1.</w:t>
+        <w:t>I och inom 5 meter från avverkningsanmälan finns fynd av 18 naturvårdsarter, varav 11 är rödlistade, 5 är fridlysta, 14 är typiska (T) och 5 är signalarter (S): garnlav (VU, T), gränsticka (VU, T), gammelgransskål (NT, T), harticka (NT, T), lavskrika (NT, T, §4), rosenticka (NT, T), rynkskinn (NT, T), talltita (NT, §4), tretåig hackspett (NT, T, §4), ullticka (NT, T), vitgrynig nållav (NT), barkkornlav (S, T), blodticka (S, T), sotriska (S), trådticka (S, T), vedticka (S, T), tallbit (T, §4) och orre (§4). Se Figur 1.</w:t>
       </w:r>
     </w:p>
     <w:p>
@@ -301,10 +301,10 @@
         <w:rPr>
           <w:b/>
         </w:rPr>
-        <w:t>Lavskrika (NT, §4)</w:t>
-      </w:r>
-      <w:r>
-        <w:t xml:space="preserve"> är rödlistad som nära hotad och fridlyst enligt 4§ artskyddsförordningen. Den har minskat med 20 (10–30) % under de senaste 15 åren och minskningstakten bedöms vara nära gränsvärdet för sårbar (VU). Lavskrikan är en mycket stationär fågel, som häckar i äldre, slutna och hänglavsrika barrskogar. Nyckelfaktorer är flerskiktad skog med rik undervegetation samt riklig förekomst av hänglavar. Reviren är livslånga med hemområden som varierar mellan 50 och 150 ha. Inom ett revir av hög kvalitet finns det som regel ett eller flera kärnområden (1–20 ha) med relativt tät flerskiktad granskog. Arten missgynnas när flerskiktad skog omförs till enskiktade bestånd och även röjning och hård gallring är starkt negativt. Lavskrikan har relativt stora hemområden och försvinner när den äldre skogen fragmenteras, särskilt allvarligt är när kärnområdena avverkas. Den försvinner successivt framför allt vid dess utbredningsgränser och populationen har minskat kontinuerligt under 2000-talet. Lavskrika är typisk art för </w:t>
+        <w:t>Gammelgransskål (NT)</w:t>
+      </w:r>
+      <w:r>
+        <w:t xml:space="preserve"> är en liten skålsvamp som växer på gamla granar med skrovlig bark. Typiska växtplatser är gransumpskog i myrkanter, bäckdråg, bäckraviner och skuggiga bergssluttningar, men också skog på torrare mark kan hysa arten om beståndet har stark naturskogskaraktär. Bestånd med arten bör behandlas som nyckelbiotoper och sparas vid en slutavverkning. Även gallring bör undvikas. Gammelgransskål är typisk art för </w:t>
       </w:r>
       <w:r>
         <w:rPr>
@@ -313,6 +313,55 @@
         <w:t>9010 Taiga</w:t>
       </w:r>
       <w:r>
+        <w:t xml:space="preserve"> (SLU Artdatabanken, 2024; Nitare &amp; Skogsstyrelsen, 2019).</w:t>
+      </w:r>
+    </w:p>
+    <w:p>
+      <w:r>
+        <w:rPr>
+          <w:b/>
+        </w:rPr>
+        <w:t>Harticka (NT)</w:t>
+      </w:r>
+      <w:r>
+        <w:t xml:space="preserve"> är normalt en mycket bra signalart för granskogar med höga naturvärden. Även när svampen påträffas i mer påverkade skogar är det nästan alltid fråga om skogsmiljöer i sena successionsstadier med höga naturvärden. Skogsskötselåtgärder på eller i omedelbar närhet av växtplatserna kan innebära ett hot mot arten. Harticka är typisk art för </w:t>
+      </w:r>
+      <w:r>
+        <w:rPr>
+          <w:i/>
+        </w:rPr>
+        <w:t xml:space="preserve">9010 Taiga, 9050 Näringsrik granskog </w:t>
+      </w:r>
+      <w:r>
+        <w:t xml:space="preserve">och </w:t>
+      </w:r>
+      <w:r>
+        <w:rPr>
+          <w:i/>
+        </w:rPr>
+        <w:t>9030 Landhöjningsskog</w:t>
+      </w:r>
+      <w:r>
+        <w:t xml:space="preserve"> (SLU Artdatabanken, 2024; Nitare &amp; Skogsstyrelsen, 2019).</w:t>
+      </w:r>
+    </w:p>
+    <w:p>
+      <w:r>
+        <w:rPr>
+          <w:b/>
+        </w:rPr>
+        <w:t>Lavskrika (NT, §4)</w:t>
+      </w:r>
+      <w:r>
+        <w:t xml:space="preserve"> är rödlistad som nära hotad och fridlyst enligt 4§ artskyddsförordningen. Den har minskat med 20 (10–30) % under de senaste 15 åren och minskningstakten bedöms vara nära gränsvärdet för sårbar (VU). Lavskrikan är en mycket stationär fågel, som häckar i äldre, slutna och hänglavsrika barrskogar. Nyckelfaktorer är flerskiktad skog med rik undervegetation samt riklig förekomst av hänglavar. Reviren är livslånga med hemområden som varierar mellan 50 och 150 ha. Inom ett revir av hög kvalitet finns det som regel ett eller flera kärnområden (1–20 ha) med relativt tät flerskiktad granskog. Arten missgynnas när flerskiktad skog omförs till enskiktade bestånd och även röjning och hård gallring är starkt negativt. Lavskrikan har relativt stora hemområden och försvinner när den äldre skogen fragmenteras, särskilt allvarligt är när kärnområdena avverkas. Den försvinner successivt framför allt vid dess utbredningsgränser och populationen har minskat kontinuerligt under 2000-talet. Lavskrika är typisk art för </w:t>
+      </w:r>
+      <w:r>
+        <w:rPr>
+          <w:i/>
+        </w:rPr>
+        <w:t>9010 Taiga</w:t>
+      </w:r>
+      <w:r>
         <w:t xml:space="preserve"> (SLU Artdatabanken, 2026; Skogsstyrelsen 2016).</w:t>
       </w:r>
     </w:p>
@@ -350,6 +399,35 @@
         <w:rPr>
           <w:b/>
         </w:rPr>
+        <w:t>Rynkskinn (NT)</w:t>
+      </w:r>
+      <w:r>
+        <w:t xml:space="preserve"> är en vednedbrytare som växer på grova granlågor och ingår i en karaktäristisk association av vedsvampar knutna till urskogsartade barrskogar. Den har klassificerats som en “urskogsindikator” och är placerad i toppen av Skogsstyrelsens värdepyramid för bedömning av skog med höga naturvärden. Allt tyder på att rynkskinn är mycket känslig för skogliga ingrepp och lokalerna, som oftast har höga biologiska kvaliteter, bör lämnas till fri utveckling. Rynkskinn är typisk art för </w:t>
+      </w:r>
+      <w:r>
+        <w:rPr>
+          <w:i/>
+        </w:rPr>
+        <w:t xml:space="preserve">9010 Taiga, 9050 Näringsrik granskog </w:t>
+      </w:r>
+      <w:r>
+        <w:t>och</w:t>
+      </w:r>
+      <w:r>
+        <w:rPr>
+          <w:i/>
+        </w:rPr>
+        <w:t xml:space="preserve"> 9030 Landhöjningsskog</w:t>
+      </w:r>
+      <w:r>
+        <w:t xml:space="preserve"> (Nitare &amp; Skogsstyrelsen, 2019; SLU Artdatabanken, 2026).</w:t>
+      </w:r>
+    </w:p>
+    <w:p>
+      <w:r>
+        <w:rPr>
+          <w:b/>
+        </w:rPr>
         <w:t>Talltita (NT, §4)</w:t>
       </w:r>
       <w:r>
@@ -446,6 +524,57 @@
         <w:rPr>
           <w:b/>
         </w:rPr>
+        <w:t>Vitgrynig nållav (NT)</w:t>
+      </w:r>
+      <w:r>
+        <w:t xml:space="preserve"> växer nästan uteslutande på bark av gamla, senvuxna granar i skuggiga lägen med hög och jämn luftfuktighet. Den vanligaste naturtypen för arten är kontinuitetsskogar på frisk mark men den finns också i sumpgranskogar. På lång sikt utgör avverkningar av olikåldriga granskogar av naturskogskaraktär ett allvarligt hot mot arten och skogsbruksåtgärder på eller i närheten av växtplatserna bör undvikas. Naturskogsartade, fuktiga granskogar med förekomster av arten signalerar höga biologiska värden och bör bevaras (SLU Artdatabanken, 2024; Nitare &amp; Skogsstyrelsen, 2019).</w:t>
+      </w:r>
+    </w:p>
+    <w:p>
+      <w:r>
+        <w:rPr>
+          <w:b/>
+        </w:rPr>
+        <w:t>Barkkornlav</w:t>
+      </w:r>
+      <w:r>
+        <w:t xml:space="preserve"> växer på bark av bl.a. gran, ek, al, asp, rönn, sälg och en i ädellövskogar, granskogar, barr- och lövblandskogar med hög luftfuktighet. Barkkornlav är typisk art för </w:t>
+      </w:r>
+      <w:r>
+        <w:rPr>
+          <w:i/>
+        </w:rPr>
+        <w:t>9190 Näringsfattig ekskog</w:t>
+      </w:r>
+      <w:r>
+        <w:t xml:space="preserve"> (SLU Artdatabanken, 2025).</w:t>
+      </w:r>
+    </w:p>
+    <w:p>
+      <w:r>
+        <w:rPr>
+          <w:b/>
+        </w:rPr>
+        <w:t xml:space="preserve">Blodticka </w:t>
+      </w:r>
+      <w:r>
+        <w:t xml:space="preserve">är i norra Sverige främst knuten till grova granlågor i urskogsartad barrskog, men förekommer ibland även på klenare granar i anslutning till bäckar och sumpskogar. Den är en bra indikator på granskogar med höga naturvärden och oftast förekommer den tillsammans med ett stort antal ovanliga och rödlistade arter. I södra Sverige växer den framför allt på tall och har då ett lägre signalvärde. Blodticka är typisk art för </w:t>
+      </w:r>
+      <w:r>
+        <w:rPr>
+          <w:i/>
+        </w:rPr>
+        <w:t>9030 Landhöjningsskog</w:t>
+      </w:r>
+      <w:r>
+        <w:t xml:space="preserve"> (SLU Artdatabanken, 2025; Nitare &amp; Skogsstyrelsen, 2019).</w:t>
+      </w:r>
+    </w:p>
+    <w:p>
+      <w:r>
+        <w:rPr>
+          <w:b/>
+        </w:rPr>
         <w:t xml:space="preserve">Trådticka </w:t>
       </w:r>
       <w:r>
@@ -468,6 +597,26 @@
       </w:r>
       <w:r>
         <w:t>(SLU Artdatabanken, 2025).</w:t>
+      </w:r>
+    </w:p>
+    <w:p>
+      <w:r>
+        <w:rPr>
+          <w:b/>
+        </w:rPr>
+        <w:t xml:space="preserve">Vedticka </w:t>
+      </w:r>
+      <w:r>
+        <w:t xml:space="preserve">är en bra signalart söder om den naturliga norrlandsgränsen. Den är huvudsakligen knuten till äldre barrskogar där det föreligger långvarig kontinuitet av död barrved. Vedticka är typisk art för </w:t>
+      </w:r>
+      <w:r>
+        <w:rPr>
+          <w:i/>
+        </w:rPr>
+        <w:t xml:space="preserve">9010 Taiga </w:t>
+      </w:r>
+      <w:r>
+        <w:t>(Nitare &amp; Skogsstyrelsen, 2019; SLU Artdatabanken, 2025).</w:t>
       </w:r>
     </w:p>
     <w:p>
@@ -596,7 +745,7 @@
         <w:rPr>
           <w:i/>
         </w:rPr>
-        <w:t>I det avverkningsanmälda skogsområdet har 10 naturvårdsarter varav 7 rödlistade arter sina livsmiljöer och växtplatser.</w:t>
+        <w:t>I det avverkningsanmälda skogsområdet har 18 naturvårdsarter varav 11 rödlistade arter sina livsmiljöer och växtplatser.</w:t>
       </w:r>
     </w:p>
     <w:p>
@@ -1396,7 +1545,7 @@
     <w:r>
       <w:tab/>
       <w:tab/>
-      <w:t>2026-09-15</w:t>
+      <w:t>2026-09-16</w:t>
       <w:br/>
       <w:br/>
     </w:r>

--- a/klagomål/A 38335-2023 FSC-klagomål.docx
+++ b/klagomål/A 38335-2023 FSC-klagomål.docx
@@ -1545,7 +1545,7 @@
     <w:r>
       <w:tab/>
       <w:tab/>
-      <w:t>2026-09-16</w:t>
+      <w:t>2026-09-17</w:t>
       <w:br/>
       <w:br/>
     </w:r>

--- a/klagomål/A 38335-2023 FSC-klagomål.docx
+++ b/klagomål/A 38335-2023 FSC-klagomål.docx
@@ -1545,7 +1545,7 @@
     <w:r>
       <w:tab/>
       <w:tab/>
-      <w:t>2026-09-17</w:t>
+      <w:t>2026-09-18</w:t>
       <w:br/>
       <w:br/>
     </w:r>

--- a/klagomål/A 38335-2023 FSC-klagomål.docx
+++ b/klagomål/A 38335-2023 FSC-klagomål.docx
@@ -1545,7 +1545,7 @@
     <w:r>
       <w:tab/>
       <w:tab/>
-      <w:t>2026-09-18</w:t>
+      <w:t>2026-09-19</w:t>
       <w:br/>
       <w:br/>
     </w:r>

--- a/klagomål/A 38335-2023 FSC-klagomål.docx
+++ b/klagomål/A 38335-2023 FSC-klagomål.docx
@@ -1545,7 +1545,7 @@
     <w:r>
       <w:tab/>
       <w:tab/>
-      <w:t>2026-09-19</w:t>
+      <w:t>2026-09-21</w:t>
       <w:br/>
       <w:br/>
     </w:r>

--- a/klagomål/A 38335-2023 FSC-klagomål.docx
+++ b/klagomål/A 38335-2023 FSC-klagomål.docx
@@ -1545,7 +1545,7 @@
     <w:r>
       <w:tab/>
       <w:tab/>
-      <w:t>2026-09-21</w:t>
+      <w:t>2026-09-23</w:t>
       <w:br/>
       <w:br/>
     </w:r>

--- a/klagomål/A 38335-2023 FSC-klagomål.docx
+++ b/klagomål/A 38335-2023 FSC-klagomål.docx
@@ -1545,7 +1545,7 @@
     <w:r>
       <w:tab/>
       <w:tab/>
-      <w:t>2026-09-23</w:t>
+      <w:t>2026-09-24</w:t>
       <w:br/>
       <w:br/>
     </w:r>

--- a/klagomål/A 38335-2023 FSC-klagomål.docx
+++ b/klagomål/A 38335-2023 FSC-klagomål.docx
@@ -1545,7 +1545,7 @@
     <w:r>
       <w:tab/>
       <w:tab/>
-      <w:t>2026-09-24</w:t>
+      <w:t>2026-09-25</w:t>
       <w:br/>
       <w:br/>
     </w:r>

--- a/klagomål/A 38335-2023 FSC-klagomål.docx
+++ b/klagomål/A 38335-2023 FSC-klagomål.docx
@@ -1545,7 +1545,7 @@
     <w:r>
       <w:tab/>
       <w:tab/>
-      <w:t>2026-09-25</w:t>
+      <w:t>2026-09-26</w:t>
       <w:br/>
       <w:br/>
     </w:r>

--- a/klagomål/A 38335-2023 FSC-klagomål.docx
+++ b/klagomål/A 38335-2023 FSC-klagomål.docx
@@ -1545,7 +1545,7 @@
     <w:r>
       <w:tab/>
       <w:tab/>
-      <w:t>2026-09-26</w:t>
+      <w:t>2026-09-27</w:t>
       <w:br/>
       <w:br/>
     </w:r>

--- a/klagomål/A 38335-2023 FSC-klagomål.docx
+++ b/klagomål/A 38335-2023 FSC-klagomål.docx
@@ -1545,7 +1545,7 @@
     <w:r>
       <w:tab/>
       <w:tab/>
-      <w:t>2026-09-27</w:t>
+      <w:t>2026-09-28</w:t>
       <w:br/>
       <w:br/>
     </w:r>

--- a/klagomål/A 38335-2023 FSC-klagomål.docx
+++ b/klagomål/A 38335-2023 FSC-klagomål.docx
@@ -1545,7 +1545,7 @@
     <w:r>
       <w:tab/>
       <w:tab/>
-      <w:t>2026-09-28</w:t>
+      <w:t>2026-09-29</w:t>
       <w:br/>
       <w:br/>
     </w:r>

--- a/klagomål/A 38335-2023 FSC-klagomål.docx
+++ b/klagomål/A 38335-2023 FSC-klagomål.docx
@@ -1545,7 +1545,7 @@
     <w:r>
       <w:tab/>
       <w:tab/>
-      <w:t>2026-09-29</w:t>
+      <w:t>2026-09-30</w:t>
       <w:br/>
       <w:br/>
     </w:r>

--- a/klagomål/A 38335-2023 FSC-klagomål.docx
+++ b/klagomål/A 38335-2023 FSC-klagomål.docx
@@ -1545,7 +1545,7 @@
     <w:r>
       <w:tab/>
       <w:tab/>
-      <w:t>2026-09-30</w:t>
+      <w:t>2026-10-01</w:t>
       <w:br/>
       <w:br/>
     </w:r>

--- a/klagomål/A 38335-2023 FSC-klagomål.docx
+++ b/klagomål/A 38335-2023 FSC-klagomål.docx
@@ -1545,7 +1545,7 @@
     <w:r>
       <w:tab/>
       <w:tab/>
-      <w:t>2026-10-01</w:t>
+      <w:t>2026-10-02</w:t>
       <w:br/>
       <w:br/>
     </w:r>

--- a/klagomål/A 38335-2023 FSC-klagomål.docx
+++ b/klagomål/A 38335-2023 FSC-klagomål.docx
@@ -1545,7 +1545,7 @@
     <w:r>
       <w:tab/>
       <w:tab/>
-      <w:t>2026-10-02</w:t>
+      <w:t>2026-10-03</w:t>
       <w:br/>
       <w:br/>
     </w:r>

--- a/klagomål/A 38335-2023 FSC-klagomål.docx
+++ b/klagomål/A 38335-2023 FSC-klagomål.docx
@@ -1545,7 +1545,7 @@
     <w:r>
       <w:tab/>
       <w:tab/>
-      <w:t>2026-10-03</w:t>
+      <w:t>2026-10-04</w:t>
       <w:br/>
       <w:br/>
     </w:r>

--- a/klagomål/A 38335-2023 FSC-klagomål.docx
+++ b/klagomål/A 38335-2023 FSC-klagomål.docx
@@ -1545,7 +1545,7 @@
     <w:r>
       <w:tab/>
       <w:tab/>
-      <w:t>2026-10-04</w:t>
+      <w:t>2026-10-05</w:t>
       <w:br/>
       <w:br/>
     </w:r>

--- a/klagomål/A 38335-2023 FSC-klagomål.docx
+++ b/klagomål/A 38335-2023 FSC-klagomål.docx
@@ -1545,7 +1545,7 @@
     <w:r>
       <w:tab/>
       <w:tab/>
-      <w:t>2026-10-05</w:t>
+      <w:t>2026-10-06</w:t>
       <w:br/>
       <w:br/>
     </w:r>

--- a/klagomål/A 38335-2023 FSC-klagomål.docx
+++ b/klagomål/A 38335-2023 FSC-klagomål.docx
@@ -1545,7 +1545,7 @@
     <w:r>
       <w:tab/>
       <w:tab/>
-      <w:t>2026-10-06</w:t>
+      <w:t>2026-10-07</w:t>
       <w:br/>
       <w:br/>
     </w:r>

--- a/klagomål/A 38335-2023 FSC-klagomål.docx
+++ b/klagomål/A 38335-2023 FSC-klagomål.docx
@@ -1545,7 +1545,7 @@
     <w:r>
       <w:tab/>
       <w:tab/>
-      <w:t>2026-10-07</w:t>
+      <w:t>2026-10-08</w:t>
       <w:br/>
       <w:br/>
     </w:r>

--- a/klagomål/A 38335-2023 FSC-klagomål.docx
+++ b/klagomål/A 38335-2023 FSC-klagomål.docx
@@ -1545,7 +1545,7 @@
     <w:r>
       <w:tab/>
       <w:tab/>
-      <w:t>2026-10-08</w:t>
+      <w:t>2026-10-09</w:t>
       <w:br/>
       <w:br/>
     </w:r>

--- a/klagomål/A 38335-2023 FSC-klagomål.docx
+++ b/klagomål/A 38335-2023 FSC-klagomål.docx
@@ -1545,7 +1545,7 @@
     <w:r>
       <w:tab/>
       <w:tab/>
-      <w:t>2026-10-09</w:t>
+      <w:t>2026-10-10</w:t>
       <w:br/>
       <w:br/>
     </w:r>

--- a/klagomål/A 38335-2023 FSC-klagomål.docx
+++ b/klagomål/A 38335-2023 FSC-klagomål.docx
@@ -1545,7 +1545,7 @@
     <w:r>
       <w:tab/>
       <w:tab/>
-      <w:t>2026-10-10</w:t>
+      <w:t>2026-10-11</w:t>
       <w:br/>
       <w:br/>
     </w:r>

--- a/klagomål/A 38335-2023 FSC-klagomål.docx
+++ b/klagomål/A 38335-2023 FSC-klagomål.docx
@@ -1545,7 +1545,7 @@
     <w:r>
       <w:tab/>
       <w:tab/>
-      <w:t>2026-10-11</w:t>
+      <w:t>2026-10-12</w:t>
       <w:br/>
       <w:br/>
     </w:r>

--- a/klagomål/A 38335-2023 FSC-klagomål.docx
+++ b/klagomål/A 38335-2023 FSC-klagomål.docx
@@ -1545,7 +1545,7 @@
     <w:r>
       <w:tab/>
       <w:tab/>
-      <w:t>2026-10-12</w:t>
+      <w:t>2026-10-13</w:t>
       <w:br/>
       <w:br/>
     </w:r>

--- a/klagomål/A 38335-2023 FSC-klagomål.docx
+++ b/klagomål/A 38335-2023 FSC-klagomål.docx
@@ -1545,7 +1545,7 @@
     <w:r>
       <w:tab/>
       <w:tab/>
-      <w:t>2026-10-13</w:t>
+      <w:t>2026-10-14</w:t>
       <w:br/>
       <w:br/>
     </w:r>

--- a/klagomål/A 38335-2023 FSC-klagomål.docx
+++ b/klagomål/A 38335-2023 FSC-klagomål.docx
@@ -1545,7 +1545,7 @@
     <w:r>
       <w:tab/>
       <w:tab/>
-      <w:t>2026-10-14</w:t>
+      <w:t>2026-10-15</w:t>
       <w:br/>
       <w:br/>
     </w:r>

--- a/klagomål/A 38335-2023 FSC-klagomål.docx
+++ b/klagomål/A 38335-2023 FSC-klagomål.docx
@@ -1545,7 +1545,7 @@
     <w:r>
       <w:tab/>
       <w:tab/>
-      <w:t>2026-10-15</w:t>
+      <w:t>2026-10-16</w:t>
       <w:br/>
       <w:br/>
     </w:r>

--- a/klagomål/A 38335-2023 FSC-klagomål.docx
+++ b/klagomål/A 38335-2023 FSC-klagomål.docx
@@ -1545,7 +1545,7 @@
     <w:r>
       <w:tab/>
       <w:tab/>
-      <w:t>2026-10-16</w:t>
+      <w:t>2026-10-17</w:t>
       <w:br/>
       <w:br/>
     </w:r>

--- a/klagomål/A 38335-2023 FSC-klagomål.docx
+++ b/klagomål/A 38335-2023 FSC-klagomål.docx
@@ -1545,7 +1545,7 @@
     <w:r>
       <w:tab/>
       <w:tab/>
-      <w:t>2026-10-17</w:t>
+      <w:t>2026-10-18</w:t>
       <w:br/>
       <w:br/>
     </w:r>

--- a/klagomål/A 38335-2023 FSC-klagomål.docx
+++ b/klagomål/A 38335-2023 FSC-klagomål.docx
@@ -1545,7 +1545,7 @@
     <w:r>
       <w:tab/>
       <w:tab/>
-      <w:t>2026-10-18</w:t>
+      <w:t>2026-10-19</w:t>
       <w:br/>
       <w:br/>
     </w:r>

--- a/klagomål/A 38335-2023 FSC-klagomål.docx
+++ b/klagomål/A 38335-2023 FSC-klagomål.docx
@@ -1545,7 +1545,7 @@
     <w:r>
       <w:tab/>
       <w:tab/>
-      <w:t>2026-10-19</w:t>
+      <w:t>2026-10-20</w:t>
       <w:br/>
       <w:br/>
     </w:r>

--- a/klagomål/A 38335-2023 FSC-klagomål.docx
+++ b/klagomål/A 38335-2023 FSC-klagomål.docx
@@ -1545,7 +1545,7 @@
     <w:r>
       <w:tab/>
       <w:tab/>
-      <w:t>2026-10-20</w:t>
+      <w:t>2026-10-21</w:t>
       <w:br/>
       <w:br/>
     </w:r>

--- a/klagomål/A 38335-2023 FSC-klagomål.docx
+++ b/klagomål/A 38335-2023 FSC-klagomål.docx
@@ -1545,7 +1545,7 @@
     <w:r>
       <w:tab/>
       <w:tab/>
-      <w:t>2026-10-21</w:t>
+      <w:t>2026-10-22</w:t>
       <w:br/>
       <w:br/>
     </w:r>

--- a/klagomål/A 38335-2023 FSC-klagomål.docx
+++ b/klagomål/A 38335-2023 FSC-klagomål.docx
@@ -1545,7 +1545,7 @@
     <w:r>
       <w:tab/>
       <w:tab/>
-      <w:t>2026-10-22</w:t>
+      <w:t>2026-10-23</w:t>
       <w:br/>
       <w:br/>
     </w:r>

--- a/klagomål/A 38335-2023 FSC-klagomål.docx
+++ b/klagomål/A 38335-2023 FSC-klagomål.docx
@@ -1545,7 +1545,7 @@
     <w:r>
       <w:tab/>
       <w:tab/>
-      <w:t>2026-10-23</w:t>
+      <w:t>2026-10-24</w:t>
       <w:br/>
       <w:br/>
     </w:r>

--- a/klagomål/A 38335-2023 FSC-klagomål.docx
+++ b/klagomål/A 38335-2023 FSC-klagomål.docx
@@ -1545,7 +1545,7 @@
     <w:r>
       <w:tab/>
       <w:tab/>
-      <w:t>2026-10-24</w:t>
+      <w:t>2026-10-25</w:t>
       <w:br/>
       <w:br/>
     </w:r>

--- a/klagomål/A 38335-2023 FSC-klagomål.docx
+++ b/klagomål/A 38335-2023 FSC-klagomål.docx
@@ -1545,7 +1545,7 @@
     <w:r>
       <w:tab/>
       <w:tab/>
-      <w:t>2026-10-25</w:t>
+      <w:t>2026-10-26</w:t>
       <w:br/>
       <w:br/>
     </w:r>

--- a/klagomål/A 38335-2023 FSC-klagomål.docx
+++ b/klagomål/A 38335-2023 FSC-klagomål.docx
@@ -1545,7 +1545,7 @@
     <w:r>
       <w:tab/>
       <w:tab/>
-      <w:t>2026-10-26</w:t>
+      <w:t>2026-10-27</w:t>
       <w:br/>
       <w:br/>
     </w:r>

--- a/klagomål/A 38335-2023 FSC-klagomål.docx
+++ b/klagomål/A 38335-2023 FSC-klagomål.docx
@@ -1545,7 +1545,7 @@
     <w:r>
       <w:tab/>
       <w:tab/>
-      <w:t>2026-10-27</w:t>
+      <w:t>2026-10-28</w:t>
       <w:br/>
       <w:br/>
     </w:r>

--- a/klagomål/A 38335-2023 FSC-klagomål.docx
+++ b/klagomål/A 38335-2023 FSC-klagomål.docx
@@ -1545,7 +1545,7 @@
     <w:r>
       <w:tab/>
       <w:tab/>
-      <w:t>2026-10-28</w:t>
+      <w:t>2026-10-29</w:t>
       <w:br/>
       <w:br/>
     </w:r>

--- a/klagomål/A 38335-2023 FSC-klagomål.docx
+++ b/klagomål/A 38335-2023 FSC-klagomål.docx
@@ -1545,7 +1545,7 @@
     <w:r>
       <w:tab/>
       <w:tab/>
-      <w:t>2026-10-29</w:t>
+      <w:t>2026-10-31</w:t>
       <w:br/>
       <w:br/>
     </w:r>
